--- a/Cocriș Iulian -- Documentație PPAW.docx
+++ b/Cocriș Iulian -- Documentație PPAW.docx
@@ -253,7 +253,7 @@
               <w:kern w:val="2"/>
               <w:sz w:val="24"/>
               <w:szCs w:val="24"/>
-              <w:lang w:val="en-US"/>
+              <w:lang w:eastAsia="ro-RO"/>
               <w14:ligatures w14:val="standardContextual"/>
             </w:rPr>
           </w:pPr>
@@ -275,13 +275,13 @@
             </w:rPr>
             <w:fldChar w:fldCharType="separate"/>
           </w:r>
-          <w:hyperlink w:anchor="_Toc202190694" w:history="1">
+          <w:hyperlink w:anchor="_Toc219308395" w:history="1">
             <w:r>
               <w:rPr>
                 <w:rStyle w:val="Hyperlink"/>
                 <w:noProof/>
               </w:rPr>
-              <w:t>Capitolul 1. Glosar de termeni și abrebieri</w:t>
+              <w:t>Capitolul 1. Introducere</w:t>
             </w:r>
             <w:r>
               <w:rPr>
@@ -302,7 +302,7 @@
                 <w:noProof/>
                 <w:webHidden/>
               </w:rPr>
-              <w:instrText xml:space="preserve"> PAGEREF _Toc202190694 \h </w:instrText>
+              <w:instrText xml:space="preserve"> PAGEREF _Toc219308395 \h </w:instrText>
             </w:r>
             <w:r>
               <w:rPr>
@@ -322,7 +322,157 @@
                 <w:noProof/>
                 <w:webHidden/>
               </w:rPr>
-              <w:t>5</w:t>
+              <w:t>3</w:t>
+            </w:r>
+            <w:r>
+              <w:rPr>
+                <w:noProof/>
+                <w:webHidden/>
+              </w:rPr>
+              <w:fldChar w:fldCharType="end"/>
+            </w:r>
+          </w:hyperlink>
+        </w:p>
+        <w:p>
+          <w:pPr>
+            <w:pStyle w:val="TOC2"/>
+            <w:tabs>
+              <w:tab w:val="right" w:leader="dot" w:pos="9016"/>
+            </w:tabs>
+            <w:rPr>
+              <w:rFonts w:asciiTheme="minorHAnsi" w:eastAsiaTheme="minorEastAsia" w:hAnsiTheme="minorHAnsi" w:cstheme="minorBidi"/>
+              <w:noProof/>
+              <w:kern w:val="2"/>
+              <w:sz w:val="24"/>
+              <w:szCs w:val="24"/>
+              <w:lang w:eastAsia="ro-RO"/>
+              <w14:ligatures w14:val="standardContextual"/>
+            </w:rPr>
+          </w:pPr>
+          <w:hyperlink w:anchor="_Toc219308396" w:history="1">
+            <w:r>
+              <w:rPr>
+                <w:rStyle w:val="Hyperlink"/>
+                <w:noProof/>
+                <w:lang w:eastAsia="ro-RO"/>
+              </w:rPr>
+              <w:t>1.1. Contextul și motivația aplicației</w:t>
+            </w:r>
+            <w:r>
+              <w:rPr>
+                <w:noProof/>
+                <w:webHidden/>
+              </w:rPr>
+              <w:tab/>
+            </w:r>
+            <w:r>
+              <w:rPr>
+                <w:noProof/>
+                <w:webHidden/>
+              </w:rPr>
+              <w:fldChar w:fldCharType="begin"/>
+            </w:r>
+            <w:r>
+              <w:rPr>
+                <w:noProof/>
+                <w:webHidden/>
+              </w:rPr>
+              <w:instrText xml:space="preserve"> PAGEREF _Toc219308396 \h </w:instrText>
+            </w:r>
+            <w:r>
+              <w:rPr>
+                <w:noProof/>
+                <w:webHidden/>
+              </w:rPr>
+            </w:r>
+            <w:r>
+              <w:rPr>
+                <w:noProof/>
+                <w:webHidden/>
+              </w:rPr>
+              <w:fldChar w:fldCharType="separate"/>
+            </w:r>
+            <w:r>
+              <w:rPr>
+                <w:noProof/>
+                <w:webHidden/>
+              </w:rPr>
+              <w:t>3</w:t>
+            </w:r>
+            <w:r>
+              <w:rPr>
+                <w:noProof/>
+                <w:webHidden/>
+              </w:rPr>
+              <w:fldChar w:fldCharType="end"/>
+            </w:r>
+          </w:hyperlink>
+        </w:p>
+        <w:p>
+          <w:pPr>
+            <w:pStyle w:val="TOC2"/>
+            <w:tabs>
+              <w:tab w:val="right" w:leader="dot" w:pos="9016"/>
+            </w:tabs>
+            <w:rPr>
+              <w:rFonts w:asciiTheme="minorHAnsi" w:eastAsiaTheme="minorEastAsia" w:hAnsiTheme="minorHAnsi" w:cstheme="minorBidi"/>
+              <w:noProof/>
+              <w:kern w:val="2"/>
+              <w:sz w:val="24"/>
+              <w:szCs w:val="24"/>
+              <w:lang w:eastAsia="ro-RO"/>
+              <w14:ligatures w14:val="standardContextual"/>
+            </w:rPr>
+          </w:pPr>
+          <w:hyperlink w:anchor="_Toc219308397" w:history="1">
+            <w:r>
+              <w:rPr>
+                <w:rStyle w:val="Hyperlink"/>
+                <w:noProof/>
+                <w:lang w:eastAsia="ro-RO"/>
+              </w:rPr>
+              <w:t>1.2. Obiectivele proiectului</w:t>
+            </w:r>
+            <w:r>
+              <w:rPr>
+                <w:noProof/>
+                <w:webHidden/>
+              </w:rPr>
+              <w:tab/>
+            </w:r>
+            <w:r>
+              <w:rPr>
+                <w:noProof/>
+                <w:webHidden/>
+              </w:rPr>
+              <w:fldChar w:fldCharType="begin"/>
+            </w:r>
+            <w:r>
+              <w:rPr>
+                <w:noProof/>
+                <w:webHidden/>
+              </w:rPr>
+              <w:instrText xml:space="preserve"> PAGEREF _Toc219308397 \h </w:instrText>
+            </w:r>
+            <w:r>
+              <w:rPr>
+                <w:noProof/>
+                <w:webHidden/>
+              </w:rPr>
+            </w:r>
+            <w:r>
+              <w:rPr>
+                <w:noProof/>
+                <w:webHidden/>
+              </w:rPr>
+              <w:fldChar w:fldCharType="separate"/>
+            </w:r>
+            <w:r>
+              <w:rPr>
+                <w:noProof/>
+                <w:webHidden/>
+              </w:rPr>
+              <w:t>3</w:t>
             </w:r>
             <w:r>
               <w:rPr>
@@ -345,17 +495,17 @@
               <w:kern w:val="2"/>
               <w:sz w:val="24"/>
               <w:szCs w:val="24"/>
-              <w:lang w:val="en-US"/>
+              <w:lang w:eastAsia="ro-RO"/>
               <w14:ligatures w14:val="standardContextual"/>
             </w:rPr>
           </w:pPr>
-          <w:hyperlink w:anchor="_Toc202190695" w:history="1">
+          <w:hyperlink w:anchor="_Toc219308398" w:history="1">
             <w:r>
               <w:rPr>
                 <w:rStyle w:val="Hyperlink"/>
                 <w:noProof/>
               </w:rPr>
-              <w:t>Capitolul 2. Sinteză</w:t>
+              <w:t>Capitolul 2. Proiectare</w:t>
             </w:r>
             <w:r>
               <w:rPr>
@@ -376,7 +526,7 @@
                 <w:noProof/>
                 <w:webHidden/>
               </w:rPr>
-              <w:instrText xml:space="preserve"> PAGEREF _Toc202190695 \h </w:instrText>
+              <w:instrText xml:space="preserve"> PAGEREF _Toc219308398 \h </w:instrText>
             </w:r>
             <w:r>
               <w:rPr>
@@ -396,7 +546,7 @@
                 <w:noProof/>
                 <w:webHidden/>
               </w:rPr>
-              <w:t>8</w:t>
+              <w:t>3</w:t>
             </w:r>
             <w:r>
               <w:rPr>
@@ -419,17 +569,17 @@
               <w:kern w:val="2"/>
               <w:sz w:val="24"/>
               <w:szCs w:val="24"/>
-              <w:lang w:val="en-US"/>
+              <w:lang w:eastAsia="ro-RO"/>
               <w14:ligatures w14:val="standardContextual"/>
             </w:rPr>
           </w:pPr>
-          <w:hyperlink w:anchor="_Toc202190696" w:history="1">
+          <w:hyperlink w:anchor="_Toc219308399" w:history="1">
             <w:r>
               <w:rPr>
                 <w:rStyle w:val="Hyperlink"/>
                 <w:noProof/>
               </w:rPr>
-              <w:t>2.1. Contextul și motivația proiectului</w:t>
+              <w:t>2.1. Paradigme Utilizate și Justificare</w:t>
             </w:r>
             <w:r>
               <w:rPr>
@@ -450,7 +600,7 @@
                 <w:noProof/>
                 <w:webHidden/>
               </w:rPr>
-              <w:instrText xml:space="preserve"> PAGEREF _Toc202190696 \h </w:instrText>
+              <w:instrText xml:space="preserve"> PAGEREF _Toc219308399 \h </w:instrText>
             </w:r>
             <w:r>
               <w:rPr>
@@ -470,7 +620,279 @@
                 <w:noProof/>
                 <w:webHidden/>
               </w:rPr>
-              <w:t>8</w:t>
+              <w:t>3</w:t>
+            </w:r>
+            <w:r>
+              <w:rPr>
+                <w:noProof/>
+                <w:webHidden/>
+              </w:rPr>
+              <w:fldChar w:fldCharType="end"/>
+            </w:r>
+          </w:hyperlink>
+        </w:p>
+        <w:p>
+          <w:pPr>
+            <w:pStyle w:val="TOC3"/>
+            <w:tabs>
+              <w:tab w:val="right" w:leader="dot" w:pos="9016"/>
+            </w:tabs>
+            <w:rPr>
+              <w:noProof/>
+            </w:rPr>
+          </w:pPr>
+          <w:hyperlink w:anchor="_Toc219308400" w:history="1">
+            <w:r>
+              <w:rPr>
+                <w:rStyle w:val="Hyperlink"/>
+                <w:noProof/>
+              </w:rPr>
+              <w:t>2.1.1. Arhitectura MVC (Model-View-Controller)</w:t>
+            </w:r>
+            <w:r>
+              <w:rPr>
+                <w:noProof/>
+                <w:webHidden/>
+              </w:rPr>
+              <w:tab/>
+            </w:r>
+            <w:r>
+              <w:rPr>
+                <w:noProof/>
+                <w:webHidden/>
+              </w:rPr>
+              <w:fldChar w:fldCharType="begin"/>
+            </w:r>
+            <w:r>
+              <w:rPr>
+                <w:noProof/>
+                <w:webHidden/>
+              </w:rPr>
+              <w:instrText xml:space="preserve"> PAGEREF _Toc219308400 \h </w:instrText>
+            </w:r>
+            <w:r>
+              <w:rPr>
+                <w:noProof/>
+                <w:webHidden/>
+              </w:rPr>
+            </w:r>
+            <w:r>
+              <w:rPr>
+                <w:noProof/>
+                <w:webHidden/>
+              </w:rPr>
+              <w:fldChar w:fldCharType="separate"/>
+            </w:r>
+            <w:r>
+              <w:rPr>
+                <w:noProof/>
+                <w:webHidden/>
+              </w:rPr>
+              <w:t>3</w:t>
+            </w:r>
+            <w:r>
+              <w:rPr>
+                <w:noProof/>
+                <w:webHidden/>
+              </w:rPr>
+              <w:fldChar w:fldCharType="end"/>
+            </w:r>
+          </w:hyperlink>
+        </w:p>
+        <w:p>
+          <w:pPr>
+            <w:pStyle w:val="TOC3"/>
+            <w:tabs>
+              <w:tab w:val="right" w:leader="dot" w:pos="9016"/>
+            </w:tabs>
+            <w:rPr>
+              <w:noProof/>
+            </w:rPr>
+          </w:pPr>
+          <w:hyperlink w:anchor="_Toc219308401" w:history="1">
+            <w:r>
+              <w:rPr>
+                <w:rStyle w:val="Hyperlink"/>
+                <w:noProof/>
+              </w:rPr>
+              <w:t>2.1.2. API REST (Representational State Transfer)</w:t>
+            </w:r>
+            <w:r>
+              <w:rPr>
+                <w:noProof/>
+                <w:webHidden/>
+              </w:rPr>
+              <w:tab/>
+            </w:r>
+            <w:r>
+              <w:rPr>
+                <w:noProof/>
+                <w:webHidden/>
+              </w:rPr>
+              <w:fldChar w:fldCharType="begin"/>
+            </w:r>
+            <w:r>
+              <w:rPr>
+                <w:noProof/>
+                <w:webHidden/>
+              </w:rPr>
+              <w:instrText xml:space="preserve"> PAGEREF _Toc219308401 \h </w:instrText>
+            </w:r>
+            <w:r>
+              <w:rPr>
+                <w:noProof/>
+                <w:webHidden/>
+              </w:rPr>
+            </w:r>
+            <w:r>
+              <w:rPr>
+                <w:noProof/>
+                <w:webHidden/>
+              </w:rPr>
+              <w:fldChar w:fldCharType="separate"/>
+            </w:r>
+            <w:r>
+              <w:rPr>
+                <w:noProof/>
+                <w:webHidden/>
+              </w:rPr>
+              <w:t>4</w:t>
+            </w:r>
+            <w:r>
+              <w:rPr>
+                <w:noProof/>
+                <w:webHidden/>
+              </w:rPr>
+              <w:fldChar w:fldCharType="end"/>
+            </w:r>
+          </w:hyperlink>
+        </w:p>
+        <w:p>
+          <w:pPr>
+            <w:pStyle w:val="TOC3"/>
+            <w:tabs>
+              <w:tab w:val="right" w:leader="dot" w:pos="9016"/>
+            </w:tabs>
+            <w:rPr>
+              <w:noProof/>
+            </w:rPr>
+          </w:pPr>
+          <w:hyperlink w:anchor="_Toc219308402" w:history="1">
+            <w:r>
+              <w:rPr>
+                <w:rStyle w:val="Hyperlink"/>
+                <w:noProof/>
+              </w:rPr>
+              <w:t>2.1.3. ORM Code First (Object-Relational Mapping)</w:t>
+            </w:r>
+            <w:r>
+              <w:rPr>
+                <w:noProof/>
+                <w:webHidden/>
+              </w:rPr>
+              <w:tab/>
+            </w:r>
+            <w:r>
+              <w:rPr>
+                <w:noProof/>
+                <w:webHidden/>
+              </w:rPr>
+              <w:fldChar w:fldCharType="begin"/>
+            </w:r>
+            <w:r>
+              <w:rPr>
+                <w:noProof/>
+                <w:webHidden/>
+              </w:rPr>
+              <w:instrText xml:space="preserve"> PAGEREF _Toc219308402 \h </w:instrText>
+            </w:r>
+            <w:r>
+              <w:rPr>
+                <w:noProof/>
+                <w:webHidden/>
+              </w:rPr>
+            </w:r>
+            <w:r>
+              <w:rPr>
+                <w:noProof/>
+                <w:webHidden/>
+              </w:rPr>
+              <w:fldChar w:fldCharType="separate"/>
+            </w:r>
+            <w:r>
+              <w:rPr>
+                <w:noProof/>
+                <w:webHidden/>
+              </w:rPr>
+              <w:t>4</w:t>
+            </w:r>
+            <w:r>
+              <w:rPr>
+                <w:noProof/>
+                <w:webHidden/>
+              </w:rPr>
+              <w:fldChar w:fldCharType="end"/>
+            </w:r>
+          </w:hyperlink>
+        </w:p>
+        <w:p>
+          <w:pPr>
+            <w:pStyle w:val="TOC3"/>
+            <w:tabs>
+              <w:tab w:val="right" w:leader="dot" w:pos="9016"/>
+            </w:tabs>
+            <w:rPr>
+              <w:noProof/>
+            </w:rPr>
+          </w:pPr>
+          <w:hyperlink w:anchor="_Toc219308403" w:history="1">
+            <w:r>
+              <w:rPr>
+                <w:rStyle w:val="Hyperlink"/>
+                <w:noProof/>
+              </w:rPr>
+              <w:t>2.1.4. Service Layer Pattern</w:t>
+            </w:r>
+            <w:r>
+              <w:rPr>
+                <w:noProof/>
+                <w:webHidden/>
+              </w:rPr>
+              <w:tab/>
+            </w:r>
+            <w:r>
+              <w:rPr>
+                <w:noProof/>
+                <w:webHidden/>
+              </w:rPr>
+              <w:fldChar w:fldCharType="begin"/>
+            </w:r>
+            <w:r>
+              <w:rPr>
+                <w:noProof/>
+                <w:webHidden/>
+              </w:rPr>
+              <w:instrText xml:space="preserve"> PAGEREF _Toc219308403 \h </w:instrText>
+            </w:r>
+            <w:r>
+              <w:rPr>
+                <w:noProof/>
+                <w:webHidden/>
+              </w:rPr>
+            </w:r>
+            <w:r>
+              <w:rPr>
+                <w:noProof/>
+                <w:webHidden/>
+              </w:rPr>
+              <w:fldChar w:fldCharType="separate"/>
+            </w:r>
+            <w:r>
+              <w:rPr>
+                <w:noProof/>
+                <w:webHidden/>
+              </w:rPr>
+              <w:t>4</w:t>
             </w:r>
             <w:r>
               <w:rPr>
@@ -493,18 +915,17 @@
               <w:kern w:val="2"/>
               <w:sz w:val="24"/>
               <w:szCs w:val="24"/>
-              <w:lang w:val="en-US"/>
+              <w:lang w:eastAsia="ro-RO"/>
               <w14:ligatures w14:val="standardContextual"/>
             </w:rPr>
           </w:pPr>
-          <w:hyperlink w:anchor="_Toc202190697" w:history="1">
+          <w:hyperlink w:anchor="_Toc219308404" w:history="1">
             <w:r>
               <w:rPr>
                 <w:rStyle w:val="Hyperlink"/>
                 <w:noProof/>
-                <w:lang w:val="en-US"/>
-              </w:rPr>
-              <w:t>2.2 Scopul și obiectivele generale</w:t>
+              </w:rPr>
+              <w:t>2.2. Arhitectura Aplicației</w:t>
             </w:r>
             <w:r>
               <w:rPr>
@@ -525,7 +946,7 @@
                 <w:noProof/>
                 <w:webHidden/>
               </w:rPr>
-              <w:instrText xml:space="preserve"> PAGEREF _Toc202190697 \h </w:instrText>
+              <w:instrText xml:space="preserve"> PAGEREF _Toc219308404 \h </w:instrText>
             </w:r>
             <w:r>
               <w:rPr>
@@ -545,7 +966,75 @@
                 <w:noProof/>
                 <w:webHidden/>
               </w:rPr>
-              <w:t>8</w:t>
+              <w:t>4</w:t>
+            </w:r>
+            <w:r>
+              <w:rPr>
+                <w:noProof/>
+                <w:webHidden/>
+              </w:rPr>
+              <w:fldChar w:fldCharType="end"/>
+            </w:r>
+          </w:hyperlink>
+        </w:p>
+        <w:p>
+          <w:pPr>
+            <w:pStyle w:val="TOC3"/>
+            <w:tabs>
+              <w:tab w:val="right" w:leader="dot" w:pos="9016"/>
+            </w:tabs>
+            <w:rPr>
+              <w:noProof/>
+            </w:rPr>
+          </w:pPr>
+          <w:hyperlink w:anchor="_Toc219308405" w:history="1">
+            <w:r>
+              <w:rPr>
+                <w:rStyle w:val="Hyperlink"/>
+                <w:noProof/>
+              </w:rPr>
+              <w:t>2.4. Proiectarea Bazei de Date</w:t>
+            </w:r>
+            <w:r>
+              <w:rPr>
+                <w:noProof/>
+                <w:webHidden/>
+              </w:rPr>
+              <w:tab/>
+            </w:r>
+            <w:r>
+              <w:rPr>
+                <w:noProof/>
+                <w:webHidden/>
+              </w:rPr>
+              <w:fldChar w:fldCharType="begin"/>
+            </w:r>
+            <w:r>
+              <w:rPr>
+                <w:noProof/>
+                <w:webHidden/>
+              </w:rPr>
+              <w:instrText xml:space="preserve"> PAGEREF _Toc219308405 \h </w:instrText>
+            </w:r>
+            <w:r>
+              <w:rPr>
+                <w:noProof/>
+                <w:webHidden/>
+              </w:rPr>
+            </w:r>
+            <w:r>
+              <w:rPr>
+                <w:noProof/>
+                <w:webHidden/>
+              </w:rPr>
+              <w:fldChar w:fldCharType="separate"/>
+            </w:r>
+            <w:r>
+              <w:rPr>
+                <w:noProof/>
+                <w:webHidden/>
+              </w:rPr>
+              <w:t>4</w:t>
             </w:r>
             <w:r>
               <w:rPr>
@@ -568,17 +1057,17 @@
               <w:kern w:val="2"/>
               <w:sz w:val="24"/>
               <w:szCs w:val="24"/>
-              <w:lang w:val="en-US"/>
+              <w:lang w:eastAsia="ro-RO"/>
               <w14:ligatures w14:val="standardContextual"/>
             </w:rPr>
           </w:pPr>
-          <w:hyperlink w:anchor="_Toc202190698" w:history="1">
+          <w:hyperlink w:anchor="_Toc219308406" w:history="1">
             <w:r>
               <w:rPr>
                 <w:rStyle w:val="Hyperlink"/>
                 <w:noProof/>
               </w:rPr>
-              <w:t>Capitolul 3. Introducere</w:t>
+              <w:t>Capitolul 3. Implementare</w:t>
             </w:r>
             <w:r>
               <w:rPr>
@@ -599,7 +1088,7 @@
                 <w:noProof/>
                 <w:webHidden/>
               </w:rPr>
-              <w:instrText xml:space="preserve"> PAGEREF _Toc202190698 \h </w:instrText>
+              <w:instrText xml:space="preserve"> PAGEREF _Toc219308406 \h </w:instrText>
             </w:r>
             <w:r>
               <w:rPr>
@@ -619,7 +1108,7 @@
                 <w:noProof/>
                 <w:webHidden/>
               </w:rPr>
-              <w:t>9</w:t>
+              <w:t>5</w:t>
             </w:r>
             <w:r>
               <w:rPr>
@@ -642,17 +1131,17 @@
               <w:kern w:val="2"/>
               <w:sz w:val="24"/>
               <w:szCs w:val="24"/>
-              <w:lang w:val="en-US"/>
+              <w:lang w:eastAsia="ro-RO"/>
               <w14:ligatures w14:val="standardContextual"/>
             </w:rPr>
           </w:pPr>
-          <w:hyperlink w:anchor="_Toc202190699" w:history="1">
+          <w:hyperlink w:anchor="_Toc219308407" w:history="1">
             <w:r>
               <w:rPr>
                 <w:rStyle w:val="Hyperlink"/>
                 <w:noProof/>
               </w:rPr>
-              <w:t>3.1. Contexul și motivația proiectului</w:t>
+              <w:t>3.1. Business Layer (Nivelul Servicii)</w:t>
             </w:r>
             <w:r>
               <w:rPr>
@@ -673,7 +1162,7 @@
                 <w:noProof/>
                 <w:webHidden/>
               </w:rPr>
-              <w:instrText xml:space="preserve"> PAGEREF _Toc202190699 \h </w:instrText>
+              <w:instrText xml:space="preserve"> PAGEREF _Toc219308407 \h </w:instrText>
             </w:r>
             <w:r>
               <w:rPr>
@@ -693,7 +1182,211 @@
                 <w:noProof/>
                 <w:webHidden/>
               </w:rPr>
-              <w:t>9</w:t>
+              <w:t>5</w:t>
+            </w:r>
+            <w:r>
+              <w:rPr>
+                <w:noProof/>
+                <w:webHidden/>
+              </w:rPr>
+              <w:fldChar w:fldCharType="end"/>
+            </w:r>
+          </w:hyperlink>
+        </w:p>
+        <w:p>
+          <w:pPr>
+            <w:pStyle w:val="TOC3"/>
+            <w:tabs>
+              <w:tab w:val="right" w:leader="dot" w:pos="9016"/>
+            </w:tabs>
+            <w:rPr>
+              <w:noProof/>
+            </w:rPr>
+          </w:pPr>
+          <w:hyperlink w:anchor="_Toc219308408" w:history="1">
+            <w:r>
+              <w:rPr>
+                <w:rStyle w:val="Hyperlink"/>
+                <w:noProof/>
+              </w:rPr>
+              <w:t>3.1.1. Serviciul de Planuri (PlanService)</w:t>
+            </w:r>
+            <w:r>
+              <w:rPr>
+                <w:noProof/>
+                <w:webHidden/>
+              </w:rPr>
+              <w:tab/>
+            </w:r>
+            <w:r>
+              <w:rPr>
+                <w:noProof/>
+                <w:webHidden/>
+              </w:rPr>
+              <w:fldChar w:fldCharType="begin"/>
+            </w:r>
+            <w:r>
+              <w:rPr>
+                <w:noProof/>
+                <w:webHidden/>
+              </w:rPr>
+              <w:instrText xml:space="preserve"> PAGEREF _Toc219308408 \h </w:instrText>
+            </w:r>
+            <w:r>
+              <w:rPr>
+                <w:noProof/>
+                <w:webHidden/>
+              </w:rPr>
+            </w:r>
+            <w:r>
+              <w:rPr>
+                <w:noProof/>
+                <w:webHidden/>
+              </w:rPr>
+              <w:fldChar w:fldCharType="separate"/>
+            </w:r>
+            <w:r>
+              <w:rPr>
+                <w:noProof/>
+                <w:webHidden/>
+              </w:rPr>
+              <w:t>5</w:t>
+            </w:r>
+            <w:r>
+              <w:rPr>
+                <w:noProof/>
+                <w:webHidden/>
+              </w:rPr>
+              <w:fldChar w:fldCharType="end"/>
+            </w:r>
+          </w:hyperlink>
+        </w:p>
+        <w:p>
+          <w:pPr>
+            <w:pStyle w:val="TOC3"/>
+            <w:tabs>
+              <w:tab w:val="right" w:leader="dot" w:pos="9016"/>
+            </w:tabs>
+            <w:rPr>
+              <w:noProof/>
+            </w:rPr>
+          </w:pPr>
+          <w:hyperlink w:anchor="_Toc219308409" w:history="1">
+            <w:r>
+              <w:rPr>
+                <w:rStyle w:val="Hyperlink"/>
+                <w:noProof/>
+              </w:rPr>
+              <w:t>3.1.2. Serviciul de Fișiere (FileService)</w:t>
+            </w:r>
+            <w:r>
+              <w:rPr>
+                <w:noProof/>
+                <w:webHidden/>
+              </w:rPr>
+              <w:tab/>
+            </w:r>
+            <w:r>
+              <w:rPr>
+                <w:noProof/>
+                <w:webHidden/>
+              </w:rPr>
+              <w:fldChar w:fldCharType="begin"/>
+            </w:r>
+            <w:r>
+              <w:rPr>
+                <w:noProof/>
+                <w:webHidden/>
+              </w:rPr>
+              <w:instrText xml:space="preserve"> PAGEREF _Toc219308409 \h </w:instrText>
+            </w:r>
+            <w:r>
+              <w:rPr>
+                <w:noProof/>
+                <w:webHidden/>
+              </w:rPr>
+            </w:r>
+            <w:r>
+              <w:rPr>
+                <w:noProof/>
+                <w:webHidden/>
+              </w:rPr>
+              <w:fldChar w:fldCharType="separate"/>
+            </w:r>
+            <w:r>
+              <w:rPr>
+                <w:noProof/>
+                <w:webHidden/>
+              </w:rPr>
+              <w:t>5</w:t>
+            </w:r>
+            <w:r>
+              <w:rPr>
+                <w:noProof/>
+                <w:webHidden/>
+              </w:rPr>
+              <w:fldChar w:fldCharType="end"/>
+            </w:r>
+          </w:hyperlink>
+        </w:p>
+        <w:p>
+          <w:pPr>
+            <w:pStyle w:val="TOC3"/>
+            <w:tabs>
+              <w:tab w:val="right" w:leader="dot" w:pos="9016"/>
+            </w:tabs>
+            <w:rPr>
+              <w:noProof/>
+            </w:rPr>
+          </w:pPr>
+          <w:hyperlink w:anchor="_Toc219308410" w:history="1">
+            <w:r>
+              <w:rPr>
+                <w:rStyle w:val="Hyperlink"/>
+                <w:noProof/>
+              </w:rPr>
+              <w:t>3.1.3. Serviciul de Utilizatori (UserService) - Admin vs User</w:t>
+            </w:r>
+            <w:r>
+              <w:rPr>
+                <w:noProof/>
+                <w:webHidden/>
+              </w:rPr>
+              <w:tab/>
+            </w:r>
+            <w:r>
+              <w:rPr>
+                <w:noProof/>
+                <w:webHidden/>
+              </w:rPr>
+              <w:fldChar w:fldCharType="begin"/>
+            </w:r>
+            <w:r>
+              <w:rPr>
+                <w:noProof/>
+                <w:webHidden/>
+              </w:rPr>
+              <w:instrText xml:space="preserve"> PAGEREF _Toc219308410 \h </w:instrText>
+            </w:r>
+            <w:r>
+              <w:rPr>
+                <w:noProof/>
+                <w:webHidden/>
+              </w:rPr>
+            </w:r>
+            <w:r>
+              <w:rPr>
+                <w:noProof/>
+                <w:webHidden/>
+              </w:rPr>
+              <w:fldChar w:fldCharType="separate"/>
+            </w:r>
+            <w:r>
+              <w:rPr>
+                <w:noProof/>
+                <w:webHidden/>
+              </w:rPr>
+              <w:t>6</w:t>
             </w:r>
             <w:r>
               <w:rPr>
@@ -716,17 +1409,17 @@
               <w:kern w:val="2"/>
               <w:sz w:val="24"/>
               <w:szCs w:val="24"/>
-              <w:lang w:val="en-US"/>
+              <w:lang w:eastAsia="ro-RO"/>
               <w14:ligatures w14:val="standardContextual"/>
             </w:rPr>
           </w:pPr>
-          <w:hyperlink w:anchor="_Toc202190700" w:history="1">
+          <w:hyperlink w:anchor="_Toc219308411" w:history="1">
             <w:r>
               <w:rPr>
                 <w:rStyle w:val="Hyperlink"/>
                 <w:noProof/>
               </w:rPr>
-              <w:t>3.2. Contexul și motivația proiectului</w:t>
+              <w:t>3.2. Librării Suplimentare Utilizate</w:t>
             </w:r>
             <w:r>
               <w:rPr>
@@ -747,7 +1440,7 @@
                 <w:noProof/>
                 <w:webHidden/>
               </w:rPr>
-              <w:instrText xml:space="preserve"> PAGEREF _Toc202190700 \h </w:instrText>
+              <w:instrText xml:space="preserve"> PAGEREF _Toc219308411 \h </w:instrText>
             </w:r>
             <w:r>
               <w:rPr>
@@ -767,7 +1460,7 @@
                 <w:noProof/>
                 <w:webHidden/>
               </w:rPr>
-              <w:t>9</w:t>
+              <w:t>6</w:t>
             </w:r>
             <w:r>
               <w:rPr>
@@ -790,17 +1483,17 @@
               <w:kern w:val="2"/>
               <w:sz w:val="24"/>
               <w:szCs w:val="24"/>
-              <w:lang w:val="en-US"/>
+              <w:lang w:eastAsia="ro-RO"/>
               <w14:ligatures w14:val="standardContextual"/>
             </w:rPr>
           </w:pPr>
-          <w:hyperlink w:anchor="_Toc202190701" w:history="1">
+          <w:hyperlink w:anchor="_Toc219308412" w:history="1">
             <w:r>
               <w:rPr>
                 <w:rStyle w:val="Hyperlink"/>
                 <w:noProof/>
               </w:rPr>
-              <w:t>3.3. Definirea problemei și importanța soluției propuse</w:t>
+              <w:t>3.3. Librării suplimentare utilizate</w:t>
             </w:r>
             <w:r>
               <w:rPr>
@@ -821,7 +1514,7 @@
                 <w:noProof/>
                 <w:webHidden/>
               </w:rPr>
-              <w:instrText xml:space="preserve"> PAGEREF _Toc202190701 \h </w:instrText>
+              <w:instrText xml:space="preserve"> PAGEREF _Toc219308412 \h </w:instrText>
             </w:r>
             <w:r>
               <w:rPr>
@@ -841,7 +1534,7 @@
                 <w:noProof/>
                 <w:webHidden/>
               </w:rPr>
-              <w:t>10</w:t>
+              <w:t>6</w:t>
             </w:r>
             <w:r>
               <w:rPr>
@@ -864,17 +1557,17 @@
               <w:kern w:val="2"/>
               <w:sz w:val="24"/>
               <w:szCs w:val="24"/>
-              <w:lang w:val="en-US"/>
+              <w:lang w:eastAsia="ro-RO"/>
               <w14:ligatures w14:val="standardContextual"/>
             </w:rPr>
           </w:pPr>
-          <w:hyperlink w:anchor="_Toc202190702" w:history="1">
+          <w:hyperlink w:anchor="_Toc219308413" w:history="1">
             <w:r>
               <w:rPr>
                 <w:rStyle w:val="Hyperlink"/>
                 <w:noProof/>
               </w:rPr>
-              <w:t>Capitolul 4. Cerințe și scenario de utilizare</w:t>
+              <w:t>Capitolul 4. Utilizare</w:t>
             </w:r>
             <w:r>
               <w:rPr>
@@ -895,7 +1588,7 @@
                 <w:noProof/>
                 <w:webHidden/>
               </w:rPr>
-              <w:instrText xml:space="preserve"> PAGEREF _Toc202190702 \h </w:instrText>
+              <w:instrText xml:space="preserve"> PAGEREF _Toc219308413 \h </w:instrText>
             </w:r>
             <w:r>
               <w:rPr>
@@ -915,7 +1608,7 @@
                 <w:noProof/>
                 <w:webHidden/>
               </w:rPr>
-              <w:t>11</w:t>
+              <w:t>6</w:t>
             </w:r>
             <w:r>
               <w:rPr>
@@ -938,17 +1631,17 @@
               <w:kern w:val="2"/>
               <w:sz w:val="24"/>
               <w:szCs w:val="24"/>
-              <w:lang w:val="en-US"/>
+              <w:lang w:eastAsia="ro-RO"/>
               <w14:ligatures w14:val="standardContextual"/>
             </w:rPr>
           </w:pPr>
-          <w:hyperlink w:anchor="_Toc202190703" w:history="1">
+          <w:hyperlink w:anchor="_Toc219308414" w:history="1">
             <w:r>
               <w:rPr>
                 <w:rStyle w:val="Hyperlink"/>
                 <w:noProof/>
               </w:rPr>
-              <w:t>4.1. Cerințe funcționale și cerințe viitoare</w:t>
+              <w:t>4.1. Pașii de Instalare</w:t>
             </w:r>
             <w:r>
               <w:rPr>
@@ -969,7 +1662,7 @@
                 <w:noProof/>
                 <w:webHidden/>
               </w:rPr>
-              <w:instrText xml:space="preserve"> PAGEREF _Toc202190703 \h </w:instrText>
+              <w:instrText xml:space="preserve"> PAGEREF _Toc219308414 \h </w:instrText>
             </w:r>
             <w:r>
               <w:rPr>
@@ -989,7 +1682,7 @@
                 <w:noProof/>
                 <w:webHidden/>
               </w:rPr>
-              <w:t>11</w:t>
+              <w:t>6</w:t>
             </w:r>
             <w:r>
               <w:rPr>
@@ -1012,17 +1705,17 @@
               <w:kern w:val="2"/>
               <w:sz w:val="24"/>
               <w:szCs w:val="24"/>
-              <w:lang w:val="en-US"/>
+              <w:lang w:eastAsia="ro-RO"/>
               <w14:ligatures w14:val="standardContextual"/>
             </w:rPr>
           </w:pPr>
-          <w:hyperlink w:anchor="_Toc202190704" w:history="1">
+          <w:hyperlink w:anchor="_Toc219308415" w:history="1">
             <w:r>
               <w:rPr>
                 <w:rStyle w:val="Hyperlink"/>
                 <w:noProof/>
               </w:rPr>
-              <w:t>4.2. Scenarii de utilizare</w:t>
+              <w:t>4.2. Mod de Utilizare</w:t>
             </w:r>
             <w:r>
               <w:rPr>
@@ -1043,7 +1736,7 @@
                 <w:noProof/>
                 <w:webHidden/>
               </w:rPr>
-              <w:instrText xml:space="preserve"> PAGEREF _Toc202190704 \h </w:instrText>
+              <w:instrText xml:space="preserve"> PAGEREF _Toc219308415 \h </w:instrText>
             </w:r>
             <w:r>
               <w:rPr>
@@ -1063,7 +1756,7 @@
                 <w:noProof/>
                 <w:webHidden/>
               </w:rPr>
-              <w:t>11</w:t>
+              <w:t>7</w:t>
             </w:r>
             <w:r>
               <w:rPr>
@@ -1076,27 +1769,21 @@
         </w:p>
         <w:p>
           <w:pPr>
-            <w:pStyle w:val="TOC1"/>
+            <w:pStyle w:val="TOC3"/>
             <w:tabs>
               <w:tab w:val="right" w:leader="dot" w:pos="9016"/>
             </w:tabs>
             <w:rPr>
-              <w:rFonts w:asciiTheme="minorHAnsi" w:eastAsiaTheme="minorEastAsia" w:hAnsiTheme="minorHAnsi" w:cstheme="minorBidi"/>
               <w:noProof/>
-              <w:kern w:val="2"/>
-              <w:sz w:val="24"/>
-              <w:szCs w:val="24"/>
-              <w:lang w:val="en-US"/>
-              <w14:ligatures w14:val="standardContextual"/>
             </w:rPr>
           </w:pPr>
-          <w:hyperlink w:anchor="_Toc202190705" w:history="1">
+          <w:hyperlink w:anchor="_Toc219308416" w:history="1">
             <w:r>
               <w:rPr>
                 <w:rStyle w:val="Hyperlink"/>
                 <w:noProof/>
               </w:rPr>
-              <w:t>Capitolul 5. Fundamente teoretice și tehnologii de referință</w:t>
+              <w:t>4.3.1. Ghid Utilizator</w:t>
             </w:r>
             <w:r>
               <w:rPr>
@@ -1117,7 +1804,7 @@
                 <w:noProof/>
                 <w:webHidden/>
               </w:rPr>
-              <w:instrText xml:space="preserve"> PAGEREF _Toc202190705 \h </w:instrText>
+              <w:instrText xml:space="preserve"> PAGEREF _Toc219308416 \h </w:instrText>
             </w:r>
             <w:r>
               <w:rPr>
@@ -1137,7 +1824,7 @@
                 <w:noProof/>
                 <w:webHidden/>
               </w:rPr>
-              <w:t>13</w:t>
+              <w:t>7</w:t>
             </w:r>
             <w:r>
               <w:rPr>
@@ -1150,27 +1837,21 @@
         </w:p>
         <w:p>
           <w:pPr>
-            <w:pStyle w:val="TOC2"/>
+            <w:pStyle w:val="TOC3"/>
             <w:tabs>
               <w:tab w:val="right" w:leader="dot" w:pos="9016"/>
             </w:tabs>
             <w:rPr>
-              <w:rFonts w:asciiTheme="minorHAnsi" w:eastAsiaTheme="minorEastAsia" w:hAnsiTheme="minorHAnsi" w:cstheme="minorBidi"/>
               <w:noProof/>
-              <w:kern w:val="2"/>
-              <w:sz w:val="24"/>
-              <w:szCs w:val="24"/>
-              <w:lang w:val="en-US"/>
-              <w14:ligatures w14:val="standardContextual"/>
             </w:rPr>
           </w:pPr>
-          <w:hyperlink w:anchor="_Toc202190706" w:history="1">
+          <w:hyperlink w:anchor="_Toc219308417" w:history="1">
             <w:r>
               <w:rPr>
                 <w:rStyle w:val="Hyperlink"/>
                 <w:noProof/>
               </w:rPr>
-              <w:t>5.1. Sistemele ALPR și principiile OCR</w:t>
+              <w:t>4.3.2. Ghid Administrator</w:t>
             </w:r>
             <w:r>
               <w:rPr>
@@ -1191,7 +1872,7 @@
                 <w:noProof/>
                 <w:webHidden/>
               </w:rPr>
-              <w:instrText xml:space="preserve"> PAGEREF _Toc202190706 \h </w:instrText>
+              <w:instrText xml:space="preserve"> PAGEREF _Toc219308417 \h </w:instrText>
             </w:r>
             <w:r>
               <w:rPr>
@@ -1211,1265 +1892,7 @@
                 <w:noProof/>
                 <w:webHidden/>
               </w:rPr>
-              <w:t>13</w:t>
-            </w:r>
-            <w:r>
-              <w:rPr>
-                <w:noProof/>
-                <w:webHidden/>
-              </w:rPr>
-              <w:fldChar w:fldCharType="end"/>
-            </w:r>
-          </w:hyperlink>
-        </w:p>
-        <w:p>
-          <w:pPr>
-            <w:pStyle w:val="TOC2"/>
-            <w:tabs>
-              <w:tab w:val="right" w:leader="dot" w:pos="9016"/>
-            </w:tabs>
-            <w:rPr>
-              <w:rFonts w:asciiTheme="minorHAnsi" w:eastAsiaTheme="minorEastAsia" w:hAnsiTheme="minorHAnsi" w:cstheme="minorBidi"/>
-              <w:noProof/>
-              <w:kern w:val="2"/>
-              <w:sz w:val="24"/>
-              <w:szCs w:val="24"/>
-              <w:lang w:val="en-US"/>
-              <w14:ligatures w14:val="standardContextual"/>
-            </w:rPr>
-          </w:pPr>
-          <w:hyperlink w:anchor="_Toc202190707" w:history="1">
-            <w:r>
-              <w:rPr>
-                <w:rStyle w:val="Hyperlink"/>
-                <w:noProof/>
-              </w:rPr>
-              <w:t>5.2. Tehnologii IoT și microcontrolere relevante</w:t>
-            </w:r>
-            <w:r>
-              <w:rPr>
-                <w:noProof/>
-                <w:webHidden/>
-              </w:rPr>
-              <w:tab/>
-            </w:r>
-            <w:r>
-              <w:rPr>
-                <w:noProof/>
-                <w:webHidden/>
-              </w:rPr>
-              <w:fldChar w:fldCharType="begin"/>
-            </w:r>
-            <w:r>
-              <w:rPr>
-                <w:noProof/>
-                <w:webHidden/>
-              </w:rPr>
-              <w:instrText xml:space="preserve"> PAGEREF _Toc202190707 \h </w:instrText>
-            </w:r>
-            <w:r>
-              <w:rPr>
-                <w:noProof/>
-                <w:webHidden/>
-              </w:rPr>
-            </w:r>
-            <w:r>
-              <w:rPr>
-                <w:noProof/>
-                <w:webHidden/>
-              </w:rPr>
-              <w:fldChar w:fldCharType="separate"/>
-            </w:r>
-            <w:r>
-              <w:rPr>
-                <w:noProof/>
-                <w:webHidden/>
-              </w:rPr>
-              <w:t>13</w:t>
-            </w:r>
-            <w:r>
-              <w:rPr>
-                <w:noProof/>
-                <w:webHidden/>
-              </w:rPr>
-              <w:fldChar w:fldCharType="end"/>
-            </w:r>
-          </w:hyperlink>
-        </w:p>
-        <w:p>
-          <w:pPr>
-            <w:pStyle w:val="TOC2"/>
-            <w:tabs>
-              <w:tab w:val="right" w:leader="dot" w:pos="9016"/>
-            </w:tabs>
-            <w:rPr>
-              <w:rFonts w:asciiTheme="minorHAnsi" w:eastAsiaTheme="minorEastAsia" w:hAnsiTheme="minorHAnsi" w:cstheme="minorBidi"/>
-              <w:noProof/>
-              <w:kern w:val="2"/>
-              <w:sz w:val="24"/>
-              <w:szCs w:val="24"/>
-              <w:lang w:val="en-US"/>
-              <w14:ligatures w14:val="standardContextual"/>
-            </w:rPr>
-          </w:pPr>
-          <w:hyperlink w:anchor="_Toc202190708" w:history="1">
-            <w:r>
-              <w:rPr>
-                <w:rStyle w:val="Hyperlink"/>
-                <w:noProof/>
-              </w:rPr>
-              <w:t>5.3. Standarde de securitate și confidențialitate (GDPR)</w:t>
-            </w:r>
-            <w:r>
-              <w:rPr>
-                <w:noProof/>
-                <w:webHidden/>
-              </w:rPr>
-              <w:tab/>
-            </w:r>
-            <w:r>
-              <w:rPr>
-                <w:noProof/>
-                <w:webHidden/>
-              </w:rPr>
-              <w:fldChar w:fldCharType="begin"/>
-            </w:r>
-            <w:r>
-              <w:rPr>
-                <w:noProof/>
-                <w:webHidden/>
-              </w:rPr>
-              <w:instrText xml:space="preserve"> PAGEREF _Toc202190708 \h </w:instrText>
-            </w:r>
-            <w:r>
-              <w:rPr>
-                <w:noProof/>
-                <w:webHidden/>
-              </w:rPr>
-            </w:r>
-            <w:r>
-              <w:rPr>
-                <w:noProof/>
-                <w:webHidden/>
-              </w:rPr>
-              <w:fldChar w:fldCharType="separate"/>
-            </w:r>
-            <w:r>
-              <w:rPr>
-                <w:noProof/>
-                <w:webHidden/>
-              </w:rPr>
-              <w:t>14</w:t>
-            </w:r>
-            <w:r>
-              <w:rPr>
-                <w:noProof/>
-                <w:webHidden/>
-              </w:rPr>
-              <w:fldChar w:fldCharType="end"/>
-            </w:r>
-          </w:hyperlink>
-        </w:p>
-        <w:p>
-          <w:pPr>
-            <w:pStyle w:val="TOC1"/>
-            <w:tabs>
-              <w:tab w:val="right" w:leader="dot" w:pos="9016"/>
-            </w:tabs>
-            <w:rPr>
-              <w:rFonts w:asciiTheme="minorHAnsi" w:eastAsiaTheme="minorEastAsia" w:hAnsiTheme="minorHAnsi" w:cstheme="minorBidi"/>
-              <w:noProof/>
-              <w:kern w:val="2"/>
-              <w:sz w:val="24"/>
-              <w:szCs w:val="24"/>
-              <w:lang w:val="en-US"/>
-              <w14:ligatures w14:val="standardContextual"/>
-            </w:rPr>
-          </w:pPr>
-          <w:hyperlink w:anchor="_Toc202190709" w:history="1">
-            <w:r>
-              <w:rPr>
-                <w:rStyle w:val="Hyperlink"/>
-                <w:noProof/>
-              </w:rPr>
-              <w:t>Capitolul 6. Proiectarea sistemului</w:t>
-            </w:r>
-            <w:r>
-              <w:rPr>
-                <w:noProof/>
-                <w:webHidden/>
-              </w:rPr>
-              <w:tab/>
-            </w:r>
-            <w:r>
-              <w:rPr>
-                <w:noProof/>
-                <w:webHidden/>
-              </w:rPr>
-              <w:fldChar w:fldCharType="begin"/>
-            </w:r>
-            <w:r>
-              <w:rPr>
-                <w:noProof/>
-                <w:webHidden/>
-              </w:rPr>
-              <w:instrText xml:space="preserve"> PAGEREF _Toc202190709 \h </w:instrText>
-            </w:r>
-            <w:r>
-              <w:rPr>
-                <w:noProof/>
-                <w:webHidden/>
-              </w:rPr>
-            </w:r>
-            <w:r>
-              <w:rPr>
-                <w:noProof/>
-                <w:webHidden/>
-              </w:rPr>
-              <w:fldChar w:fldCharType="separate"/>
-            </w:r>
-            <w:r>
-              <w:rPr>
-                <w:noProof/>
-                <w:webHidden/>
-              </w:rPr>
-              <w:t>15</w:t>
-            </w:r>
-            <w:r>
-              <w:rPr>
-                <w:noProof/>
-                <w:webHidden/>
-              </w:rPr>
-              <w:fldChar w:fldCharType="end"/>
-            </w:r>
-          </w:hyperlink>
-        </w:p>
-        <w:p>
-          <w:pPr>
-            <w:pStyle w:val="TOC2"/>
-            <w:tabs>
-              <w:tab w:val="right" w:leader="dot" w:pos="9016"/>
-            </w:tabs>
-            <w:rPr>
-              <w:rFonts w:asciiTheme="minorHAnsi" w:eastAsiaTheme="minorEastAsia" w:hAnsiTheme="minorHAnsi" w:cstheme="minorBidi"/>
-              <w:noProof/>
-              <w:kern w:val="2"/>
-              <w:sz w:val="24"/>
-              <w:szCs w:val="24"/>
-              <w:lang w:val="en-US"/>
-              <w14:ligatures w14:val="standardContextual"/>
-            </w:rPr>
-          </w:pPr>
-          <w:hyperlink w:anchor="_Toc202190710" w:history="1">
-            <w:r>
-              <w:rPr>
-                <w:rStyle w:val="Hyperlink"/>
-                <w:noProof/>
-              </w:rPr>
-              <w:t>6.1. Arhitectura hardware și software</w:t>
-            </w:r>
-            <w:r>
-              <w:rPr>
-                <w:noProof/>
-                <w:webHidden/>
-              </w:rPr>
-              <w:tab/>
-            </w:r>
-            <w:r>
-              <w:rPr>
-                <w:noProof/>
-                <w:webHidden/>
-              </w:rPr>
-              <w:fldChar w:fldCharType="begin"/>
-            </w:r>
-            <w:r>
-              <w:rPr>
-                <w:noProof/>
-                <w:webHidden/>
-              </w:rPr>
-              <w:instrText xml:space="preserve"> PAGEREF _Toc202190710 \h </w:instrText>
-            </w:r>
-            <w:r>
-              <w:rPr>
-                <w:noProof/>
-                <w:webHidden/>
-              </w:rPr>
-            </w:r>
-            <w:r>
-              <w:rPr>
-                <w:noProof/>
-                <w:webHidden/>
-              </w:rPr>
-              <w:fldChar w:fldCharType="separate"/>
-            </w:r>
-            <w:r>
-              <w:rPr>
-                <w:noProof/>
-                <w:webHidden/>
-              </w:rPr>
-              <w:t>15</w:t>
-            </w:r>
-            <w:r>
-              <w:rPr>
-                <w:noProof/>
-                <w:webHidden/>
-              </w:rPr>
-              <w:fldChar w:fldCharType="end"/>
-            </w:r>
-          </w:hyperlink>
-        </w:p>
-        <w:p>
-          <w:pPr>
-            <w:pStyle w:val="TOC2"/>
-            <w:tabs>
-              <w:tab w:val="right" w:leader="dot" w:pos="9016"/>
-            </w:tabs>
-            <w:rPr>
-              <w:rFonts w:asciiTheme="minorHAnsi" w:eastAsiaTheme="minorEastAsia" w:hAnsiTheme="minorHAnsi" w:cstheme="minorBidi"/>
-              <w:noProof/>
-              <w:kern w:val="2"/>
-              <w:sz w:val="24"/>
-              <w:szCs w:val="24"/>
-              <w:lang w:val="en-US"/>
-              <w14:ligatures w14:val="standardContextual"/>
-            </w:rPr>
-          </w:pPr>
-          <w:hyperlink w:anchor="_Toc202190711" w:history="1">
-            <w:r>
-              <w:rPr>
-                <w:rStyle w:val="Hyperlink"/>
-                <w:noProof/>
-              </w:rPr>
-              <w:t>6.2. Designul componentelor și diagrame relevante</w:t>
-            </w:r>
-            <w:r>
-              <w:rPr>
-                <w:noProof/>
-                <w:webHidden/>
-              </w:rPr>
-              <w:tab/>
-            </w:r>
-            <w:r>
-              <w:rPr>
-                <w:noProof/>
-                <w:webHidden/>
-              </w:rPr>
-              <w:fldChar w:fldCharType="begin"/>
-            </w:r>
-            <w:r>
-              <w:rPr>
-                <w:noProof/>
-                <w:webHidden/>
-              </w:rPr>
-              <w:instrText xml:space="preserve"> PAGEREF _Toc202190711 \h </w:instrText>
-            </w:r>
-            <w:r>
-              <w:rPr>
-                <w:noProof/>
-                <w:webHidden/>
-              </w:rPr>
-            </w:r>
-            <w:r>
-              <w:rPr>
-                <w:noProof/>
-                <w:webHidden/>
-              </w:rPr>
-              <w:fldChar w:fldCharType="separate"/>
-            </w:r>
-            <w:r>
-              <w:rPr>
-                <w:noProof/>
-                <w:webHidden/>
-              </w:rPr>
-              <w:t>16</w:t>
-            </w:r>
-            <w:r>
-              <w:rPr>
-                <w:noProof/>
-                <w:webHidden/>
-              </w:rPr>
-              <w:fldChar w:fldCharType="end"/>
-            </w:r>
-          </w:hyperlink>
-        </w:p>
-        <w:p>
-          <w:pPr>
-            <w:pStyle w:val="TOC2"/>
-            <w:tabs>
-              <w:tab w:val="right" w:leader="dot" w:pos="9016"/>
-            </w:tabs>
-            <w:rPr>
-              <w:rFonts w:asciiTheme="minorHAnsi" w:eastAsiaTheme="minorEastAsia" w:hAnsiTheme="minorHAnsi" w:cstheme="minorBidi"/>
-              <w:noProof/>
-              <w:kern w:val="2"/>
-              <w:sz w:val="24"/>
-              <w:szCs w:val="24"/>
-              <w:lang w:val="en-US"/>
-              <w14:ligatures w14:val="standardContextual"/>
-            </w:rPr>
-          </w:pPr>
-          <w:hyperlink w:anchor="_Toc202190712" w:history="1">
-            <w:r>
-              <w:rPr>
-                <w:rStyle w:val="Hyperlink"/>
-                <w:noProof/>
-              </w:rPr>
-              <w:t>6.3. Strategia de Securitate și protecția datelor</w:t>
-            </w:r>
-            <w:r>
-              <w:rPr>
-                <w:noProof/>
-                <w:webHidden/>
-              </w:rPr>
-              <w:tab/>
-            </w:r>
-            <w:r>
-              <w:rPr>
-                <w:noProof/>
-                <w:webHidden/>
-              </w:rPr>
-              <w:fldChar w:fldCharType="begin"/>
-            </w:r>
-            <w:r>
-              <w:rPr>
-                <w:noProof/>
-                <w:webHidden/>
-              </w:rPr>
-              <w:instrText xml:space="preserve"> PAGEREF _Toc202190712 \h </w:instrText>
-            </w:r>
-            <w:r>
-              <w:rPr>
-                <w:noProof/>
-                <w:webHidden/>
-              </w:rPr>
-            </w:r>
-            <w:r>
-              <w:rPr>
-                <w:noProof/>
-                <w:webHidden/>
-              </w:rPr>
-              <w:fldChar w:fldCharType="separate"/>
-            </w:r>
-            <w:r>
-              <w:rPr>
-                <w:noProof/>
-                <w:webHidden/>
-              </w:rPr>
-              <w:t>22</w:t>
-            </w:r>
-            <w:r>
-              <w:rPr>
-                <w:noProof/>
-                <w:webHidden/>
-              </w:rPr>
-              <w:fldChar w:fldCharType="end"/>
-            </w:r>
-          </w:hyperlink>
-        </w:p>
-        <w:p>
-          <w:pPr>
-            <w:pStyle w:val="TOC1"/>
-            <w:tabs>
-              <w:tab w:val="right" w:leader="dot" w:pos="9016"/>
-            </w:tabs>
-            <w:rPr>
-              <w:rFonts w:asciiTheme="minorHAnsi" w:eastAsiaTheme="minorEastAsia" w:hAnsiTheme="minorHAnsi" w:cstheme="minorBidi"/>
-              <w:noProof/>
-              <w:kern w:val="2"/>
-              <w:sz w:val="24"/>
-              <w:szCs w:val="24"/>
-              <w:lang w:val="en-US"/>
-              <w14:ligatures w14:val="standardContextual"/>
-            </w:rPr>
-          </w:pPr>
-          <w:hyperlink w:anchor="_Toc202190713" w:history="1">
-            <w:r>
-              <w:rPr>
-                <w:rStyle w:val="Hyperlink"/>
-                <w:noProof/>
-              </w:rPr>
-              <w:t>Capitolul 7. Implementare proiectului</w:t>
-            </w:r>
-            <w:r>
-              <w:rPr>
-                <w:noProof/>
-                <w:webHidden/>
-              </w:rPr>
-              <w:tab/>
-            </w:r>
-            <w:r>
-              <w:rPr>
-                <w:noProof/>
-                <w:webHidden/>
-              </w:rPr>
-              <w:fldChar w:fldCharType="begin"/>
-            </w:r>
-            <w:r>
-              <w:rPr>
-                <w:noProof/>
-                <w:webHidden/>
-              </w:rPr>
-              <w:instrText xml:space="preserve"> PAGEREF _Toc202190713 \h </w:instrText>
-            </w:r>
-            <w:r>
-              <w:rPr>
-                <w:noProof/>
-                <w:webHidden/>
-              </w:rPr>
-            </w:r>
-            <w:r>
-              <w:rPr>
-                <w:noProof/>
-                <w:webHidden/>
-              </w:rPr>
-              <w:fldChar w:fldCharType="separate"/>
-            </w:r>
-            <w:r>
-              <w:rPr>
-                <w:noProof/>
-                <w:webHidden/>
-              </w:rPr>
-              <w:t>23</w:t>
-            </w:r>
-            <w:r>
-              <w:rPr>
-                <w:noProof/>
-                <w:webHidden/>
-              </w:rPr>
-              <w:fldChar w:fldCharType="end"/>
-            </w:r>
-          </w:hyperlink>
-        </w:p>
-        <w:p>
-          <w:pPr>
-            <w:pStyle w:val="TOC2"/>
-            <w:tabs>
-              <w:tab w:val="right" w:leader="dot" w:pos="9016"/>
-            </w:tabs>
-            <w:rPr>
-              <w:rFonts w:asciiTheme="minorHAnsi" w:eastAsiaTheme="minorEastAsia" w:hAnsiTheme="minorHAnsi" w:cstheme="minorBidi"/>
-              <w:noProof/>
-              <w:kern w:val="2"/>
-              <w:sz w:val="24"/>
-              <w:szCs w:val="24"/>
-              <w:lang w:val="en-US"/>
-              <w14:ligatures w14:val="standardContextual"/>
-            </w:rPr>
-          </w:pPr>
-          <w:hyperlink w:anchor="_Toc202190714" w:history="1">
-            <w:r>
-              <w:rPr>
-                <w:rStyle w:val="Hyperlink"/>
-                <w:noProof/>
-              </w:rPr>
-              <w:t>7.1. Configurarea mediului de dezvoltare</w:t>
-            </w:r>
-            <w:r>
-              <w:rPr>
-                <w:noProof/>
-                <w:webHidden/>
-              </w:rPr>
-              <w:tab/>
-            </w:r>
-            <w:r>
-              <w:rPr>
-                <w:noProof/>
-                <w:webHidden/>
-              </w:rPr>
-              <w:fldChar w:fldCharType="begin"/>
-            </w:r>
-            <w:r>
-              <w:rPr>
-                <w:noProof/>
-                <w:webHidden/>
-              </w:rPr>
-              <w:instrText xml:space="preserve"> PAGEREF _Toc202190714 \h </w:instrText>
-            </w:r>
-            <w:r>
-              <w:rPr>
-                <w:noProof/>
-                <w:webHidden/>
-              </w:rPr>
-            </w:r>
-            <w:r>
-              <w:rPr>
-                <w:noProof/>
-                <w:webHidden/>
-              </w:rPr>
-              <w:fldChar w:fldCharType="separate"/>
-            </w:r>
-            <w:r>
-              <w:rPr>
-                <w:noProof/>
-                <w:webHidden/>
-              </w:rPr>
-              <w:t>23</w:t>
-            </w:r>
-            <w:r>
-              <w:rPr>
-                <w:noProof/>
-                <w:webHidden/>
-              </w:rPr>
-              <w:fldChar w:fldCharType="end"/>
-            </w:r>
-          </w:hyperlink>
-        </w:p>
-        <w:p>
-          <w:pPr>
-            <w:pStyle w:val="TOC2"/>
-            <w:tabs>
-              <w:tab w:val="right" w:leader="dot" w:pos="9016"/>
-            </w:tabs>
-            <w:rPr>
-              <w:rFonts w:asciiTheme="minorHAnsi" w:eastAsiaTheme="minorEastAsia" w:hAnsiTheme="minorHAnsi" w:cstheme="minorBidi"/>
-              <w:noProof/>
-              <w:kern w:val="2"/>
-              <w:sz w:val="24"/>
-              <w:szCs w:val="24"/>
-              <w:lang w:val="en-US"/>
-              <w14:ligatures w14:val="standardContextual"/>
-            </w:rPr>
-          </w:pPr>
-          <w:hyperlink w:anchor="_Toc202190715" w:history="1">
-            <w:r>
-              <w:rPr>
-                <w:rStyle w:val="Hyperlink"/>
-                <w:noProof/>
-              </w:rPr>
-              <w:t>7.2. Dezvoltarea interfeței utilizator</w:t>
-            </w:r>
-            <w:r>
-              <w:rPr>
-                <w:noProof/>
-                <w:webHidden/>
-              </w:rPr>
-              <w:tab/>
-            </w:r>
-            <w:r>
-              <w:rPr>
-                <w:noProof/>
-                <w:webHidden/>
-              </w:rPr>
-              <w:fldChar w:fldCharType="begin"/>
-            </w:r>
-            <w:r>
-              <w:rPr>
-                <w:noProof/>
-                <w:webHidden/>
-              </w:rPr>
-              <w:instrText xml:space="preserve"> PAGEREF _Toc202190715 \h </w:instrText>
-            </w:r>
-            <w:r>
-              <w:rPr>
-                <w:noProof/>
-                <w:webHidden/>
-              </w:rPr>
-            </w:r>
-            <w:r>
-              <w:rPr>
-                <w:noProof/>
-                <w:webHidden/>
-              </w:rPr>
-              <w:fldChar w:fldCharType="separate"/>
-            </w:r>
-            <w:r>
-              <w:rPr>
-                <w:noProof/>
-                <w:webHidden/>
-              </w:rPr>
-              <w:t>24</w:t>
-            </w:r>
-            <w:r>
-              <w:rPr>
-                <w:noProof/>
-                <w:webHidden/>
-              </w:rPr>
-              <w:fldChar w:fldCharType="end"/>
-            </w:r>
-          </w:hyperlink>
-        </w:p>
-        <w:p>
-          <w:pPr>
-            <w:pStyle w:val="TOC1"/>
-            <w:tabs>
-              <w:tab w:val="right" w:leader="dot" w:pos="9016"/>
-            </w:tabs>
-            <w:rPr>
-              <w:rFonts w:asciiTheme="minorHAnsi" w:eastAsiaTheme="minorEastAsia" w:hAnsiTheme="minorHAnsi" w:cstheme="minorBidi"/>
-              <w:noProof/>
-              <w:kern w:val="2"/>
-              <w:sz w:val="24"/>
-              <w:szCs w:val="24"/>
-              <w:lang w:val="en-US"/>
-              <w14:ligatures w14:val="standardContextual"/>
-            </w:rPr>
-          </w:pPr>
-          <w:hyperlink w:anchor="_Toc202190716" w:history="1">
-            <w:r>
-              <w:rPr>
-                <w:rStyle w:val="Hyperlink"/>
-                <w:noProof/>
-              </w:rPr>
-              <w:t>Capitolul 8. Întreținere și perspective de dezvoltare</w:t>
-            </w:r>
-            <w:r>
-              <w:rPr>
-                <w:noProof/>
-                <w:webHidden/>
-              </w:rPr>
-              <w:tab/>
-            </w:r>
-            <w:r>
-              <w:rPr>
-                <w:noProof/>
-                <w:webHidden/>
-              </w:rPr>
-              <w:fldChar w:fldCharType="begin"/>
-            </w:r>
-            <w:r>
-              <w:rPr>
-                <w:noProof/>
-                <w:webHidden/>
-              </w:rPr>
-              <w:instrText xml:space="preserve"> PAGEREF _Toc202190716 \h </w:instrText>
-            </w:r>
-            <w:r>
-              <w:rPr>
-                <w:noProof/>
-                <w:webHidden/>
-              </w:rPr>
-            </w:r>
-            <w:r>
-              <w:rPr>
-                <w:noProof/>
-                <w:webHidden/>
-              </w:rPr>
-              <w:fldChar w:fldCharType="separate"/>
-            </w:r>
-            <w:r>
-              <w:rPr>
-                <w:noProof/>
-                <w:webHidden/>
-              </w:rPr>
-              <w:t>33</w:t>
-            </w:r>
-            <w:r>
-              <w:rPr>
-                <w:noProof/>
-                <w:webHidden/>
-              </w:rPr>
-              <w:fldChar w:fldCharType="end"/>
-            </w:r>
-          </w:hyperlink>
-        </w:p>
-        <w:p>
-          <w:pPr>
-            <w:pStyle w:val="TOC2"/>
-            <w:tabs>
-              <w:tab w:val="right" w:leader="dot" w:pos="9016"/>
-            </w:tabs>
-            <w:rPr>
-              <w:rFonts w:asciiTheme="minorHAnsi" w:eastAsiaTheme="minorEastAsia" w:hAnsiTheme="minorHAnsi" w:cstheme="minorBidi"/>
-              <w:noProof/>
-              <w:kern w:val="2"/>
-              <w:sz w:val="24"/>
-              <w:szCs w:val="24"/>
-              <w:lang w:val="en-US"/>
-              <w14:ligatures w14:val="standardContextual"/>
-            </w:rPr>
-          </w:pPr>
-          <w:hyperlink w:anchor="_Toc202190717" w:history="1">
-            <w:r>
-              <w:rPr>
-                <w:rStyle w:val="Hyperlink"/>
-                <w:noProof/>
-              </w:rPr>
-              <w:t>8.1. Planuri de mentenanță și suport</w:t>
-            </w:r>
-            <w:r>
-              <w:rPr>
-                <w:noProof/>
-                <w:webHidden/>
-              </w:rPr>
-              <w:tab/>
-            </w:r>
-            <w:r>
-              <w:rPr>
-                <w:noProof/>
-                <w:webHidden/>
-              </w:rPr>
-              <w:fldChar w:fldCharType="begin"/>
-            </w:r>
-            <w:r>
-              <w:rPr>
-                <w:noProof/>
-                <w:webHidden/>
-              </w:rPr>
-              <w:instrText xml:space="preserve"> PAGEREF _Toc202190717 \h </w:instrText>
-            </w:r>
-            <w:r>
-              <w:rPr>
-                <w:noProof/>
-                <w:webHidden/>
-              </w:rPr>
-            </w:r>
-            <w:r>
-              <w:rPr>
-                <w:noProof/>
-                <w:webHidden/>
-              </w:rPr>
-              <w:fldChar w:fldCharType="separate"/>
-            </w:r>
-            <w:r>
-              <w:rPr>
-                <w:noProof/>
-                <w:webHidden/>
-              </w:rPr>
-              <w:t>33</w:t>
-            </w:r>
-            <w:r>
-              <w:rPr>
-                <w:noProof/>
-                <w:webHidden/>
-              </w:rPr>
-              <w:fldChar w:fldCharType="end"/>
-            </w:r>
-          </w:hyperlink>
-        </w:p>
-        <w:p>
-          <w:pPr>
-            <w:pStyle w:val="TOC2"/>
-            <w:tabs>
-              <w:tab w:val="right" w:leader="dot" w:pos="9016"/>
-            </w:tabs>
-            <w:rPr>
-              <w:rFonts w:asciiTheme="minorHAnsi" w:eastAsiaTheme="minorEastAsia" w:hAnsiTheme="minorHAnsi" w:cstheme="minorBidi"/>
-              <w:noProof/>
-              <w:kern w:val="2"/>
-              <w:sz w:val="24"/>
-              <w:szCs w:val="24"/>
-              <w:lang w:val="en-US"/>
-              <w14:ligatures w14:val="standardContextual"/>
-            </w:rPr>
-          </w:pPr>
-          <w:hyperlink w:anchor="_Toc202190718" w:history="1">
-            <w:r>
-              <w:rPr>
-                <w:rStyle w:val="Hyperlink"/>
-                <w:noProof/>
-              </w:rPr>
-              <w:t>8.2. Posibile optimizări și extinderi viitoare</w:t>
-            </w:r>
-            <w:r>
-              <w:rPr>
-                <w:noProof/>
-                <w:webHidden/>
-              </w:rPr>
-              <w:tab/>
-            </w:r>
-            <w:r>
-              <w:rPr>
-                <w:noProof/>
-                <w:webHidden/>
-              </w:rPr>
-              <w:fldChar w:fldCharType="begin"/>
-            </w:r>
-            <w:r>
-              <w:rPr>
-                <w:noProof/>
-                <w:webHidden/>
-              </w:rPr>
-              <w:instrText xml:space="preserve"> PAGEREF _Toc202190718 \h </w:instrText>
-            </w:r>
-            <w:r>
-              <w:rPr>
-                <w:noProof/>
-                <w:webHidden/>
-              </w:rPr>
-            </w:r>
-            <w:r>
-              <w:rPr>
-                <w:noProof/>
-                <w:webHidden/>
-              </w:rPr>
-              <w:fldChar w:fldCharType="separate"/>
-            </w:r>
-            <w:r>
-              <w:rPr>
-                <w:noProof/>
-                <w:webHidden/>
-              </w:rPr>
-              <w:t>33</w:t>
-            </w:r>
-            <w:r>
-              <w:rPr>
-                <w:noProof/>
-                <w:webHidden/>
-              </w:rPr>
-              <w:fldChar w:fldCharType="end"/>
-            </w:r>
-          </w:hyperlink>
-        </w:p>
-        <w:p>
-          <w:pPr>
-            <w:pStyle w:val="TOC2"/>
-            <w:tabs>
-              <w:tab w:val="right" w:leader="dot" w:pos="9016"/>
-            </w:tabs>
-            <w:rPr>
-              <w:rFonts w:asciiTheme="minorHAnsi" w:eastAsiaTheme="minorEastAsia" w:hAnsiTheme="minorHAnsi" w:cstheme="minorBidi"/>
-              <w:noProof/>
-              <w:kern w:val="2"/>
-              <w:sz w:val="24"/>
-              <w:szCs w:val="24"/>
-              <w:lang w:val="en-US"/>
-              <w14:ligatures w14:val="standardContextual"/>
-            </w:rPr>
-          </w:pPr>
-          <w:hyperlink w:anchor="_Toc202190719" w:history="1">
-            <w:r>
-              <w:rPr>
-                <w:rStyle w:val="Hyperlink"/>
-                <w:noProof/>
-              </w:rPr>
-              <w:t>8.3. Integrarea în medii industriale și scalabilitate</w:t>
-            </w:r>
-            <w:r>
-              <w:rPr>
-                <w:noProof/>
-                <w:webHidden/>
-              </w:rPr>
-              <w:tab/>
-            </w:r>
-            <w:r>
-              <w:rPr>
-                <w:noProof/>
-                <w:webHidden/>
-              </w:rPr>
-              <w:fldChar w:fldCharType="begin"/>
-            </w:r>
-            <w:r>
-              <w:rPr>
-                <w:noProof/>
-                <w:webHidden/>
-              </w:rPr>
-              <w:instrText xml:space="preserve"> PAGEREF _Toc202190719 \h </w:instrText>
-            </w:r>
-            <w:r>
-              <w:rPr>
-                <w:noProof/>
-                <w:webHidden/>
-              </w:rPr>
-            </w:r>
-            <w:r>
-              <w:rPr>
-                <w:noProof/>
-                <w:webHidden/>
-              </w:rPr>
-              <w:fldChar w:fldCharType="separate"/>
-            </w:r>
-            <w:r>
-              <w:rPr>
-                <w:noProof/>
-                <w:webHidden/>
-              </w:rPr>
-              <w:t>34</w:t>
-            </w:r>
-            <w:r>
-              <w:rPr>
-                <w:noProof/>
-                <w:webHidden/>
-              </w:rPr>
-              <w:fldChar w:fldCharType="end"/>
-            </w:r>
-          </w:hyperlink>
-        </w:p>
-        <w:p>
-          <w:pPr>
-            <w:pStyle w:val="TOC1"/>
-            <w:tabs>
-              <w:tab w:val="right" w:leader="dot" w:pos="9016"/>
-            </w:tabs>
-            <w:rPr>
-              <w:rFonts w:asciiTheme="minorHAnsi" w:eastAsiaTheme="minorEastAsia" w:hAnsiTheme="minorHAnsi" w:cstheme="minorBidi"/>
-              <w:noProof/>
-              <w:kern w:val="2"/>
-              <w:sz w:val="24"/>
-              <w:szCs w:val="24"/>
-              <w:lang w:val="en-US"/>
-              <w14:ligatures w14:val="standardContextual"/>
-            </w:rPr>
-          </w:pPr>
-          <w:hyperlink w:anchor="_Toc202190720" w:history="1">
-            <w:r>
-              <w:rPr>
-                <w:rStyle w:val="Hyperlink"/>
-                <w:noProof/>
-              </w:rPr>
-              <w:t>Capitolul 9. Concluzii</w:t>
-            </w:r>
-            <w:r>
-              <w:rPr>
-                <w:noProof/>
-                <w:webHidden/>
-              </w:rPr>
-              <w:tab/>
-            </w:r>
-            <w:r>
-              <w:rPr>
-                <w:noProof/>
-                <w:webHidden/>
-              </w:rPr>
-              <w:fldChar w:fldCharType="begin"/>
-            </w:r>
-            <w:r>
-              <w:rPr>
-                <w:noProof/>
-                <w:webHidden/>
-              </w:rPr>
-              <w:instrText xml:space="preserve"> PAGEREF _Toc202190720 \h </w:instrText>
-            </w:r>
-            <w:r>
-              <w:rPr>
-                <w:noProof/>
-                <w:webHidden/>
-              </w:rPr>
-            </w:r>
-            <w:r>
-              <w:rPr>
-                <w:noProof/>
-                <w:webHidden/>
-              </w:rPr>
-              <w:fldChar w:fldCharType="separate"/>
-            </w:r>
-            <w:r>
-              <w:rPr>
-                <w:noProof/>
-                <w:webHidden/>
-              </w:rPr>
-              <w:t>35</w:t>
-            </w:r>
-            <w:r>
-              <w:rPr>
-                <w:noProof/>
-                <w:webHidden/>
-              </w:rPr>
-              <w:fldChar w:fldCharType="end"/>
-            </w:r>
-          </w:hyperlink>
-        </w:p>
-        <w:p>
-          <w:pPr>
-            <w:pStyle w:val="TOC2"/>
-            <w:tabs>
-              <w:tab w:val="right" w:leader="dot" w:pos="9016"/>
-            </w:tabs>
-            <w:rPr>
-              <w:rFonts w:asciiTheme="minorHAnsi" w:eastAsiaTheme="minorEastAsia" w:hAnsiTheme="minorHAnsi" w:cstheme="minorBidi"/>
-              <w:noProof/>
-              <w:kern w:val="2"/>
-              <w:sz w:val="24"/>
-              <w:szCs w:val="24"/>
-              <w:lang w:val="en-US"/>
-              <w14:ligatures w14:val="standardContextual"/>
-            </w:rPr>
-          </w:pPr>
-          <w:hyperlink w:anchor="_Toc202190721" w:history="1">
-            <w:r>
-              <w:rPr>
-                <w:rStyle w:val="Hyperlink"/>
-                <w:noProof/>
-              </w:rPr>
-              <w:t>9.1. Rezumatul realizărilor</w:t>
-            </w:r>
-            <w:r>
-              <w:rPr>
-                <w:noProof/>
-                <w:webHidden/>
-              </w:rPr>
-              <w:tab/>
-            </w:r>
-            <w:r>
-              <w:rPr>
-                <w:noProof/>
-                <w:webHidden/>
-              </w:rPr>
-              <w:fldChar w:fldCharType="begin"/>
-            </w:r>
-            <w:r>
-              <w:rPr>
-                <w:noProof/>
-                <w:webHidden/>
-              </w:rPr>
-              <w:instrText xml:space="preserve"> PAGEREF _Toc202190721 \h </w:instrText>
-            </w:r>
-            <w:r>
-              <w:rPr>
-                <w:noProof/>
-                <w:webHidden/>
-              </w:rPr>
-            </w:r>
-            <w:r>
-              <w:rPr>
-                <w:noProof/>
-                <w:webHidden/>
-              </w:rPr>
-              <w:fldChar w:fldCharType="separate"/>
-            </w:r>
-            <w:r>
-              <w:rPr>
-                <w:noProof/>
-                <w:webHidden/>
-              </w:rPr>
-              <w:t>35</w:t>
-            </w:r>
-            <w:r>
-              <w:rPr>
-                <w:noProof/>
-                <w:webHidden/>
-              </w:rPr>
-              <w:fldChar w:fldCharType="end"/>
-            </w:r>
-          </w:hyperlink>
-        </w:p>
-        <w:p>
-          <w:pPr>
-            <w:pStyle w:val="TOC2"/>
-            <w:tabs>
-              <w:tab w:val="right" w:leader="dot" w:pos="9016"/>
-            </w:tabs>
-            <w:rPr>
-              <w:rFonts w:asciiTheme="minorHAnsi" w:eastAsiaTheme="minorEastAsia" w:hAnsiTheme="minorHAnsi" w:cstheme="minorBidi"/>
-              <w:noProof/>
-              <w:kern w:val="2"/>
-              <w:sz w:val="24"/>
-              <w:szCs w:val="24"/>
-              <w:lang w:val="en-US"/>
-              <w14:ligatures w14:val="standardContextual"/>
-            </w:rPr>
-          </w:pPr>
-          <w:hyperlink w:anchor="_Toc202190722" w:history="1">
-            <w:r>
-              <w:rPr>
-                <w:rStyle w:val="Hyperlink"/>
-                <w:noProof/>
-              </w:rPr>
-              <w:t>9.2 Limite și provocări</w:t>
-            </w:r>
-            <w:r>
-              <w:rPr>
-                <w:noProof/>
-                <w:webHidden/>
-              </w:rPr>
-              <w:tab/>
-            </w:r>
-            <w:r>
-              <w:rPr>
-                <w:noProof/>
-                <w:webHidden/>
-              </w:rPr>
-              <w:fldChar w:fldCharType="begin"/>
-            </w:r>
-            <w:r>
-              <w:rPr>
-                <w:noProof/>
-                <w:webHidden/>
-              </w:rPr>
-              <w:instrText xml:space="preserve"> PAGEREF _Toc202190722 \h </w:instrText>
-            </w:r>
-            <w:r>
-              <w:rPr>
-                <w:noProof/>
-                <w:webHidden/>
-              </w:rPr>
-            </w:r>
-            <w:r>
-              <w:rPr>
-                <w:noProof/>
-                <w:webHidden/>
-              </w:rPr>
-              <w:fldChar w:fldCharType="separate"/>
-            </w:r>
-            <w:r>
-              <w:rPr>
-                <w:noProof/>
-                <w:webHidden/>
-              </w:rPr>
-              <w:t>35</w:t>
-            </w:r>
-            <w:r>
-              <w:rPr>
-                <w:noProof/>
-                <w:webHidden/>
-              </w:rPr>
-              <w:fldChar w:fldCharType="end"/>
-            </w:r>
-          </w:hyperlink>
-        </w:p>
-        <w:p>
-          <w:pPr>
-            <w:pStyle w:val="TOC2"/>
-            <w:tabs>
-              <w:tab w:val="right" w:leader="dot" w:pos="9016"/>
-            </w:tabs>
-            <w:rPr>
-              <w:rFonts w:asciiTheme="minorHAnsi" w:eastAsiaTheme="minorEastAsia" w:hAnsiTheme="minorHAnsi" w:cstheme="minorBidi"/>
-              <w:noProof/>
-              <w:kern w:val="2"/>
-              <w:sz w:val="24"/>
-              <w:szCs w:val="24"/>
-              <w:lang w:val="en-US"/>
-              <w14:ligatures w14:val="standardContextual"/>
-            </w:rPr>
-          </w:pPr>
-          <w:hyperlink w:anchor="_Toc202190723" w:history="1">
-            <w:r>
-              <w:rPr>
-                <w:rStyle w:val="Hyperlink"/>
-                <w:noProof/>
-              </w:rPr>
-              <w:t>9.3 Îmbunătățiri pentru viitor</w:t>
-            </w:r>
-            <w:r>
-              <w:rPr>
-                <w:noProof/>
-                <w:webHidden/>
-              </w:rPr>
-              <w:tab/>
-            </w:r>
-            <w:r>
-              <w:rPr>
-                <w:noProof/>
-                <w:webHidden/>
-              </w:rPr>
-              <w:fldChar w:fldCharType="begin"/>
-            </w:r>
-            <w:r>
-              <w:rPr>
-                <w:noProof/>
-                <w:webHidden/>
-              </w:rPr>
-              <w:instrText xml:space="preserve"> PAGEREF _Toc202190723 \h </w:instrText>
-            </w:r>
-            <w:r>
-              <w:rPr>
-                <w:noProof/>
-                <w:webHidden/>
-              </w:rPr>
-            </w:r>
-            <w:r>
-              <w:rPr>
-                <w:noProof/>
-                <w:webHidden/>
-              </w:rPr>
-              <w:fldChar w:fldCharType="separate"/>
-            </w:r>
-            <w:r>
-              <w:rPr>
-                <w:noProof/>
-                <w:webHidden/>
-              </w:rPr>
-              <w:t>35</w:t>
+              <w:t>7</w:t>
             </w:r>
             <w:r>
               <w:rPr>
@@ -2522,7 +1945,7 @@
           <w:lang w:val="en-US"/>
         </w:rPr>
       </w:pPr>
-      <w:bookmarkStart w:id="0" w:name="_Toc202190695"/>
+      <w:bookmarkStart w:id="0" w:name="_Toc219308395"/>
       <w:r>
         <w:rPr>
           <w:szCs w:val="32"/>
@@ -2542,13 +1965,13 @@
         </w:rPr>
         <w:t xml:space="preserve">. </w:t>
       </w:r>
+      <w:r>
+        <w:rPr>
+          <w:szCs w:val="32"/>
+        </w:rPr>
+        <w:t>Introducere</w:t>
+      </w:r>
       <w:bookmarkEnd w:id="0"/>
-      <w:r>
-        <w:rPr>
-          <w:szCs w:val="32"/>
-        </w:rPr>
-        <w:t>Introducere</w:t>
-      </w:r>
     </w:p>
     <w:p>
       <w:pPr>
@@ -2558,6 +1981,7 @@
           <w:lang w:eastAsia="ro-RO"/>
         </w:rPr>
       </w:pPr>
+      <w:bookmarkStart w:id="1" w:name="_Toc219308396"/>
       <w:r>
         <w:rPr>
           <w:szCs w:val="28"/>
@@ -2565,6 +1989,7 @@
         </w:rPr>
         <w:t>1.1. Contextul și motivația aplicației</w:t>
       </w:r>
+      <w:bookmarkEnd w:id="1"/>
     </w:p>
     <w:p>
       <w:pPr>
@@ -2596,6 +2021,7 @@
           <w:lang w:eastAsia="ro-RO"/>
         </w:rPr>
       </w:pPr>
+      <w:bookmarkStart w:id="2" w:name="_Toc219308397"/>
       <w:r>
         <w:rPr>
           <w:szCs w:val="28"/>
@@ -2603,6 +2029,7 @@
         </w:rPr>
         <w:t>1.2. Obiectivele proiectului</w:t>
       </w:r>
+      <w:bookmarkEnd w:id="2"/>
     </w:p>
     <w:p>
       <w:pPr>
@@ -2762,7 +2189,7 @@
           <w:szCs w:val="32"/>
         </w:rPr>
       </w:pPr>
-      <w:bookmarkStart w:id="1" w:name="_Toc202190698"/>
+      <w:bookmarkStart w:id="3" w:name="_Toc219308398"/>
       <w:r>
         <w:rPr>
           <w:szCs w:val="32"/>
@@ -2781,19 +2208,19 @@
         </w:rPr>
         <w:t xml:space="preserve">. </w:t>
       </w:r>
-      <w:bookmarkEnd w:id="1"/>
       <w:r>
         <w:rPr>
           <w:szCs w:val="32"/>
         </w:rPr>
         <w:t>Proiectare</w:t>
       </w:r>
+      <w:bookmarkEnd w:id="3"/>
     </w:p>
     <w:p>
       <w:pPr>
         <w:pStyle w:val="Heading2"/>
       </w:pPr>
-      <w:bookmarkStart w:id="2" w:name="_Toc202190699"/>
+      <w:bookmarkStart w:id="4" w:name="_Toc219308399"/>
       <w:r>
         <w:rPr>
           <w:szCs w:val="28"/>
@@ -2818,13 +2245,13 @@
         </w:rPr>
         <w:t xml:space="preserve"> </w:t>
       </w:r>
-      <w:bookmarkEnd w:id="2"/>
       <w:r>
         <w:rPr>
           <w:szCs w:val="28"/>
         </w:rPr>
         <w:t>Paradigme Utilizate și Justificare</w:t>
       </w:r>
+      <w:bookmarkEnd w:id="4"/>
     </w:p>
     <w:p>
       <w:pPr>
@@ -2933,9 +2360,11 @@
           <w:szCs w:val="32"/>
         </w:rPr>
       </w:pPr>
+      <w:bookmarkStart w:id="5" w:name="_Toc219308400"/>
       <w:r>
         <w:t>2.1.1. Arhitectura MVC (Model-View-Controller)</w:t>
       </w:r>
+      <w:bookmarkEnd w:id="5"/>
     </w:p>
     <w:p>
       <w:pPr>
@@ -3060,10 +2489,12 @@
       <w:pPr>
         <w:pStyle w:val="Heading3"/>
       </w:pPr>
+      <w:bookmarkStart w:id="6" w:name="_Toc219308401"/>
       <w:r>
         <w:lastRenderedPageBreak/>
         <w:t>2.1.2. API REST (Representational State Transfer)</w:t>
       </w:r>
+      <w:bookmarkEnd w:id="6"/>
     </w:p>
     <w:p>
       <w:pPr>
@@ -3188,6 +2619,7 @@
       <w:pPr>
         <w:pStyle w:val="Heading3"/>
       </w:pPr>
+      <w:bookmarkStart w:id="7" w:name="_Toc219308402"/>
       <w:r>
         <w:t xml:space="preserve">2.1.3. ORM Code </w:t>
       </w:r>
@@ -3218,6 +2650,7 @@
       <w:r>
         <w:t>)</w:t>
       </w:r>
+      <w:bookmarkEnd w:id="7"/>
     </w:p>
     <w:p>
       <w:pPr>
@@ -3312,9 +2745,11 @@
       <w:pPr>
         <w:pStyle w:val="Heading3"/>
       </w:pPr>
+      <w:bookmarkStart w:id="8" w:name="_Toc219308403"/>
       <w:r>
         <w:t>2.1.4. Service Layer Pattern</w:t>
       </w:r>
+      <w:bookmarkEnd w:id="8"/>
     </w:p>
     <w:p>
       <w:pPr>
@@ -3428,7 +2863,7 @@
       <w:pPr>
         <w:pStyle w:val="Heading2"/>
       </w:pPr>
-      <w:bookmarkStart w:id="3" w:name="_Toc202190700"/>
+      <w:bookmarkStart w:id="9" w:name="_Toc219308404"/>
       <w:r>
         <w:t>2</w:t>
       </w:r>
@@ -3441,10 +2876,10 @@
       <w:r>
         <w:t xml:space="preserve"> </w:t>
       </w:r>
-      <w:bookmarkEnd w:id="3"/>
       <w:r>
         <w:t>Arhitectura Aplicației</w:t>
       </w:r>
+      <w:bookmarkEnd w:id="9"/>
     </w:p>
     <w:p>
       <w:pPr>
@@ -3623,9 +3058,11 @@
       <w:pPr>
         <w:pStyle w:val="Heading3"/>
       </w:pPr>
+      <w:bookmarkStart w:id="10" w:name="_Toc219308405"/>
       <w:r>
         <w:t>2.4. Proiectarea Bazei de Date</w:t>
       </w:r>
+      <w:bookmarkEnd w:id="10"/>
     </w:p>
     <w:p>
       <w:pPr>
@@ -4032,7 +3469,7 @@
           <w:sz w:val="28"/>
         </w:rPr>
       </w:pPr>
-      <w:bookmarkStart w:id="4" w:name="_Toc202190702"/>
+      <w:bookmarkStart w:id="11" w:name="_Toc219308406"/>
       <w:r>
         <w:t xml:space="preserve">Capitolul </w:t>
       </w:r>
@@ -4042,16 +3479,16 @@
       <w:r>
         <w:t xml:space="preserve">. </w:t>
       </w:r>
-      <w:bookmarkEnd w:id="4"/>
       <w:r>
         <w:t>Implementare</w:t>
       </w:r>
+      <w:bookmarkEnd w:id="11"/>
     </w:p>
     <w:p>
       <w:pPr>
         <w:pStyle w:val="Heading2"/>
       </w:pPr>
-      <w:bookmarkStart w:id="5" w:name="_Toc202190703"/>
+      <w:bookmarkStart w:id="12" w:name="_Toc219308407"/>
       <w:r>
         <w:t>3</w:t>
       </w:r>
@@ -4064,7 +3501,6 @@
       <w:r>
         <w:t xml:space="preserve">. </w:t>
       </w:r>
-      <w:bookmarkEnd w:id="5"/>
       <w:r>
         <w:t xml:space="preserve">Business </w:t>
       </w:r>
@@ -4076,6 +3512,7 @@
       <w:r>
         <w:t xml:space="preserve"> (Nivelul Servicii)</w:t>
       </w:r>
+      <w:bookmarkEnd w:id="12"/>
     </w:p>
     <w:p>
       <w:pPr>
@@ -4135,9 +3572,11 @@
       <w:pPr>
         <w:pStyle w:val="Heading3"/>
       </w:pPr>
+      <w:bookmarkStart w:id="13" w:name="_Toc219308408"/>
       <w:r>
         <w:t>3.1.1. Serviciul de Planuri (PlanService)</w:t>
       </w:r>
+      <w:bookmarkEnd w:id="13"/>
     </w:p>
     <w:p>
       <w:pPr>
@@ -4229,9 +3668,11 @@
       <w:pPr>
         <w:pStyle w:val="Heading3"/>
       </w:pPr>
+      <w:bookmarkStart w:id="14" w:name="_Toc219308409"/>
       <w:r>
         <w:t>3.1.2. Serviciul de Fișiere (FileService)</w:t>
       </w:r>
+      <w:bookmarkEnd w:id="14"/>
     </w:p>
     <w:p>
       <w:pPr>
@@ -4322,10 +3763,12 @@
       <w:pPr>
         <w:pStyle w:val="Heading3"/>
       </w:pPr>
+      <w:bookmarkStart w:id="15" w:name="_Toc219308410"/>
       <w:r>
         <w:lastRenderedPageBreak/>
         <w:t>3.1.3. Serviciul de Utilizatori (UserService) - Admin vs User</w:t>
       </w:r>
+      <w:bookmarkEnd w:id="15"/>
     </w:p>
     <w:p>
       <w:pPr>
@@ -4409,17 +3852,17 @@
       <w:pPr>
         <w:pStyle w:val="Heading2"/>
       </w:pPr>
-      <w:bookmarkStart w:id="6" w:name="_Toc202190704"/>
+      <w:bookmarkStart w:id="16" w:name="_Toc219308411"/>
       <w:r>
         <w:t>3</w:t>
       </w:r>
       <w:r>
         <w:t xml:space="preserve">.2. </w:t>
       </w:r>
-      <w:bookmarkEnd w:id="6"/>
       <w:r>
         <w:t>Librării Suplimentare Utilizate</w:t>
       </w:r>
+      <w:bookmarkEnd w:id="16"/>
     </w:p>
     <w:p>
       <w:pPr>
@@ -4558,9 +4001,11 @@
       <w:pPr>
         <w:pStyle w:val="Heading2"/>
       </w:pPr>
+      <w:bookmarkStart w:id="17" w:name="_Toc219308412"/>
       <w:r>
         <w:t>3.3. Librării suplimentare utilizate</w:t>
       </w:r>
+      <w:bookmarkEnd w:id="17"/>
     </w:p>
     <w:p>
       <w:pPr>
@@ -4782,7 +4227,7 @@
       <w:pPr>
         <w:pStyle w:val="Heading1"/>
       </w:pPr>
-      <w:bookmarkStart w:id="7" w:name="_Toc202190705"/>
+      <w:bookmarkStart w:id="18" w:name="_Toc219308413"/>
       <w:r>
         <w:t xml:space="preserve">Capitolul </w:t>
       </w:r>
@@ -4795,23 +4240,23 @@
       <w:r>
         <w:t>Utilizare</w:t>
       </w:r>
-      <w:bookmarkEnd w:id="7"/>
+      <w:bookmarkEnd w:id="18"/>
     </w:p>
     <w:p>
       <w:pPr>
         <w:pStyle w:val="Heading2"/>
       </w:pPr>
-      <w:bookmarkStart w:id="8" w:name="_Toc202190706"/>
+      <w:bookmarkStart w:id="19" w:name="_Toc219308414"/>
       <w:r>
         <w:t>4</w:t>
       </w:r>
       <w:r>
         <w:t xml:space="preserve">.1. </w:t>
       </w:r>
-      <w:bookmarkEnd w:id="8"/>
       <w:r>
         <w:t>Pașii de Instalare</w:t>
       </w:r>
+      <w:bookmarkEnd w:id="19"/>
     </w:p>
     <w:p>
       <w:pPr>
@@ -5125,17 +4570,17 @@
       <w:pPr>
         <w:pStyle w:val="Heading2"/>
       </w:pPr>
-      <w:bookmarkStart w:id="9" w:name="_Toc202190707"/>
+      <w:bookmarkStart w:id="20" w:name="_Toc219308415"/>
       <w:r>
         <w:t>4</w:t>
       </w:r>
       <w:r>
         <w:t xml:space="preserve">.2. </w:t>
       </w:r>
-      <w:bookmarkEnd w:id="9"/>
       <w:r>
         <w:t>Mod de Utilizare</w:t>
       </w:r>
+      <w:bookmarkEnd w:id="20"/>
     </w:p>
     <w:p>
       <w:pPr>
@@ -5153,9 +4598,11 @@
       <w:pPr>
         <w:pStyle w:val="Heading3"/>
       </w:pPr>
+      <w:bookmarkStart w:id="21" w:name="_Toc219308416"/>
       <w:r>
         <w:t>4.3.1. Ghid Utilizator</w:t>
       </w:r>
+      <w:bookmarkEnd w:id="21"/>
     </w:p>
     <w:p>
       <w:pPr>
@@ -5260,9 +4707,11 @@
       <w:pPr>
         <w:pStyle w:val="Heading3"/>
       </w:pPr>
+      <w:bookmarkStart w:id="22" w:name="_Toc219308417"/>
       <w:r>
         <w:t>4.3.2. Ghid Administrator</w:t>
       </w:r>
+      <w:bookmarkEnd w:id="22"/>
     </w:p>
     <w:p>
       <w:pPr>
@@ -11221,6 +10670,7 @@
   <w:style w:type="character" w:default="1" w:styleId="DefaultParagraphFont">
     <w:name w:val="Default Paragraph Font"/>
     <w:uiPriority w:val="1"/>
+    <w:semiHidden/>
     <w:unhideWhenUsed/>
   </w:style>
   <w:style w:type="table" w:default="1" w:styleId="TableNormal">
@@ -11519,6 +10969,19 @@
       <w:szCs w:val="24"/>
       <w:lang w:eastAsia="ro-RO"/>
     </w:rPr>
+  </w:style>
+  <w:style w:type="paragraph" w:styleId="TOC3">
+    <w:name w:val="toc 3"/>
+    <w:basedOn w:val="Normal"/>
+    <w:next w:val="Normal"/>
+    <w:autoRedefine/>
+    <w:uiPriority w:val="39"/>
+    <w:unhideWhenUsed/>
+    <w:rsid w:val="00900FF8"/>
+    <w:pPr>
+      <w:spacing w:after="100"/>
+      <w:ind w:left="440"/>
+    </w:pPr>
   </w:style>
 </w:styles>
 </file>
